--- a/The_Jubilee_Calendar_and_the_Story_of_the_End.docx
+++ b/The_Jubilee_Calendar_and_the_Story_of_the_End.docx
@@ -1972,7 +1972,69 @@
           <w:sz w:val="22"/>
           <w:szCs w:val="22"/>
         </w:rPr>
-        <w:t xml:space="preserve"> rises from the sea (Rev 13:1-10). It is read as Babylon, a one-world church-state, and the dragon gives it his power, his throne, and his authority (Rev 13:2). It has seven heads and ten horns. The seven heads stand for seven religious systems (Rev 17:9-10). The ten horns are ten kings who give their power to Satan (Rev 17:12-13). The same ten kings appear as the ten toes of the statue in Daniel's dream, a brittle mix of iron and clay (Dan 2:41-44). Many people think that the wounded head of this beast (Rev 13:3) and the little horn of Daniel 7 (Dan 7:8, 25) are the papacy. This paper mentions that idea but does not depend on it.</w:t>
+        <w:t xml:space="preserve"> rises from the sea (Rev 13:1-10). It is read as Babylon, a one-world church-state, and the dragon gives it his power, his throne, and his authority (Rev 13:2). It has seven heads and ten horns. The seven heads stand for seven religious systems (Rev 17:9-10). The ten horns are ten kings who give their power to Satan (Rev 17:12-13). The same ten kings appear as the ten toes of the statue in Daniel's dream, a brittle mix of iron and clay (Dan 2:41-44). The wounded head, one of the seven, is explained next.</w:t>
+      </w:r>
+    </w:p>
+    <w:p>
+      <w:pPr>
+        <w:spacing w:after="160" w:line="300"/>
+      </w:pPr>
+      <w:r>
+        <w:rPr>
+          <w:rFonts w:ascii="Calibri" w:cs="Calibri" w:eastAsia="Calibri" w:hAnsi="Calibri"/>
+          <w:b/>
+          <w:bCs/>
+          <w:sz w:val="22"/>
+          <w:szCs w:val="22"/>
+        </w:rPr>
+        <w:t xml:space="preserve">The wounded head.</w:t>
+      </w:r>
+      <w:r>
+        <w:rPr>
+          <w:rFonts w:ascii="Calibri" w:cs="Calibri" w:eastAsia="Calibri" w:hAnsi="Calibri"/>
+          <w:sz w:val="22"/>
+          <w:szCs w:val="22"/>
+        </w:rPr>
+        <w:t xml:space="preserve"> One of the beast's seven heads had a fatal wound that was healed (Rev 13:3, 12, 14). It helps to know what heads and horns mean. Each head wears a blasphemous name (Rev 13:1), so the heads stand for religious systems that claim to speak for God. The horns wear crowns of authority (Rev 13:1; 17:12), so the horns stand for political powers. A wound on a head is therefore a wound to a religion. Five heads had fallen by John's day, one existed then, and one was still to come (Rev 17:10). The one that existed then was the Christian church of John's time.</w:t>
+      </w:r>
+    </w:p>
+    <w:p>
+      <w:pPr>
+        <w:spacing w:after="160" w:line="300"/>
+      </w:pPr>
+      <w:r>
+        <w:rPr>
+          <w:rFonts w:ascii="Calibri" w:cs="Calibri" w:eastAsia="Calibri" w:hAnsi="Calibri"/>
+          <w:sz w:val="22"/>
+          <w:szCs w:val="22"/>
+        </w:rPr>
+        <w:t xml:space="preserve">Many people say that this sixth head, after it grew into the Roman Catholic Church, is the wounded one. They point to 1798, when Napoleon's army took the pope prisoner and ended the church's power to rule, and to 1929, when Vatican City was recognized as a sovereign state and the church began to regain its influence. Revelation says the wound was healed by the time the beast rises, so the healing is complete by then (Rev 13:3).</w:t>
+      </w:r>
+    </w:p>
+    <w:p>
+      <w:pPr>
+        <w:spacing w:after="160" w:line="300"/>
+      </w:pPr>
+      <w:r>
+        <w:rPr>
+          <w:rFonts w:ascii="Calibri" w:cs="Calibri" w:eastAsia="Calibri" w:hAnsi="Calibri"/>
+          <w:sz w:val="22"/>
+          <w:szCs w:val="22"/>
+        </w:rPr>
+        <w:t xml:space="preserve">This reading also answers a common objection. In Daniel 7 the papacy is usually called a horn, the little horn (Dan 7:8, 25), but in Revelation 13 the wound is on a head. If it is the same church, why are there two symbols? The two symbols show two roles of one institution. As a ruling power over kings, the church acts like a horn. As a religion, it is a head. In the last days the crowns move from the heads to the horns (Rev 12:3; 13:1), which means authority passes to political powers, and the healed head supports the new government instead of ruling it. Because the Vatican is both a church and a state, it may also stand among the ten kings.</w:t>
+      </w:r>
+    </w:p>
+    <w:p>
+      <w:pPr>
+        <w:spacing w:after="160" w:line="300"/>
+      </w:pPr>
+      <w:r>
+        <w:rPr>
+          <w:rFonts w:ascii="Calibri" w:cs="Calibri" w:eastAsia="Calibri" w:hAnsi="Calibri"/>
+          <w:sz w:val="22"/>
+          <w:szCs w:val="22"/>
+        </w:rPr>
+        <w:t xml:space="preserve">This paper offers the idea as a possible reading and does not depend on it. The beast itself is a world government, not the papacy, and Scripture does not say the papacy will rule the world.</w:t>
       </w:r>
     </w:p>
     <w:p>

--- a/The_Jubilee_Calendar_and_the_Story_of_the_End.docx
+++ b/The_Jubilee_Calendar_and_the_Story_of_the_End.docx
@@ -1099,7 +1099,7 @@
           <w:sz w:val="22"/>
           <w:szCs w:val="22"/>
         </w:rPr>
-        <w:t xml:space="preserve">Both parts mention a strange phrase: the abomination that causes desolation. An abomination is something God hates, and desolation means a place left empty and ruined. So the phrase means a hated thing that brings ruin. Daniel uses it twice, in two different prophecies, and each one comes true once.</w:t>
+        <w:t>Both parts mention a strange phrase: the abomination that causes desolation. An abomination is something God hates, and desolation means a place left empty and ruined. So the phrase means a hated thing that brings ruin. In this vision Daniel uses it twice, in two different prophecies, and each one comes true once.</w:t>
       </w:r>
     </w:p>
     <w:tbl>
@@ -1274,7 +1274,7 @@
                 <w:sz w:val="21"/>
                 <w:szCs w:val="21"/>
               </w:rPr>
-              <w:t xml:space="preserve">Dan 11:31, in the first part</w:t>
+              <w:t>Dan 11:31, in the first part (also Dan 9:26-27)</w:t>
             </w:r>
           </w:p>
         </w:tc>
@@ -1719,7 +1719,7 @@
           <w:sz w:val="22"/>
           <w:szCs w:val="22"/>
         </w:rPr>
-        <w:t xml:space="preserve">The first use has already happened. Jesus told his followers to watch for it. In Matthew's account, he says the abomination will stand in the holy place, and that those in Judea should run to the mountains (Matt 24:15-16). Luke explains what Jesus meant: when you see Jerusalem surrounded by armies, its ruin is near (Luke 21:20-21). The holy place means the holy ground around the temple and the city. When Roman armies stood there, the Christians ran, and they escaped. Then Titus destroyed the city in AD 70.</w:t>
+        <w:t>The first use has already happened. Jesus told his followers to watch for it. In Matthew's account, he says the abomination will stand in the holy place, and that those in Judea should run to the mountains (Matt 24:15-16). Luke explains what Jesus meant: when you see Jerusalem surrounded by armies, its ruin is near (Luke 21:20-21). The holy place means the holy ground around the temple and the city. When Roman armies stood there, the Christians ran, and they escaped. Then Titus destroyed the city in AD 70. Daniel had already pointed to this same event in an earlier vision. After the Messiah is cut off, "the people of the prince that shall come shall destroy the city and the sanctuary," and ruin follows "the overspreading of abominations" (Dan 9:26-27).</w:t>
       </w:r>
     </w:p>
     <w:p>

--- a/The_Jubilee_Calendar_and_the_Story_of_the_End.docx
+++ b/The_Jubilee_Calendar_and_the_Story_of_the_End.docx
@@ -2875,7 +2875,7 @@
           <w:sz w:val="22"/>
           <w:szCs w:val="22"/>
         </w:rPr>
-        <w:t xml:space="preserve">Several other passages mention 1,260 days or forty-two months, and they are read separately. The 42 months in Rev 13:5 are the time when the ten kings run a one-world government before they give their power to Satan (Rev 17:12-13). Daniel 7:25 speaks of "a time, times, and half a time" for the little horn, and Revelation 12:6 and 12:14 tell of a woman who flees into the wilderness for 1,260 days. These two look back to a long period of persecution, often dated from AD 538 to 1798, when many believers were killed and some escaped to hidden places. Those dates are not confirmed, and neither passage is counted in the great tribulation.</w:t>
+        <w:t>Several other passages mention 1,260 days or forty-two months, and they are read separately. The 42 months in Rev 13:5 are the time when the ten kings run a one-world government before they give their power to Satan (Rev 17:12-13). Daniel 7:25 speaks of "a time, times, and half a time" for the little horn, and Revelation 12:6 and 12:14 tell of a woman who flees into the wilderness for 1,260 days. These two look back to the Dark Ages, a long period of persecution commonly dated from AD 538 to 1798, exactly 1,260 years, when many believers were killed and some escaped to hidden places. Neither passage is counted in the great tribulation.</w:t>
       </w:r>
     </w:p>
     <w:p>

--- a/The_Jubilee_Calendar_and_the_Story_of_the_End.docx
+++ b/The_Jubilee_Calendar_and_the_Story_of_the_End.docx
@@ -881,7 +881,7 @@
           <w:sz w:val="22"/>
           <w:szCs w:val="22"/>
         </w:rPr>
-        <w:t xml:space="preserve">The first check comes from King Hezekiah's day. The army of Assyria had surrounded Judah, and the prophet Isaiah told the king that for two years the people would eat only what grew by itself, and in the third year they would plant and harvest again (Isa 37:30; 2 Kgs 19:29). That fits two rest years in a row: 703 BC, a sabbath year, and 702 BC, a Jubilee. The Assyrian attack and God's rescue came in 701 BC, the year after (2 Kgs 19:35; Isa 37:36). The paper treats this as a good fit but not a proof, because some scholars think the war itself caused the empty fields.</w:t>
+        <w:t>The first check comes from King Hezekiah's day. The army of Assyria had surrounded Judah, and the prophet Isaiah told the king that for two years the people would eat only what grew by itself, and in the third year they would plant and harvest again (Isa 37:30; 2 Kgs 19:29). That fits two rest years in a row: 703 BC, a sabbath year, and 702 BC, a Jubilee. The Assyrian attack and God's rescue came in 701 BC, while the land was still in its Jubilee rest, which had begun in the autumn of 702 BC (2 Kgs 19:35; Isa 37:36). The paper treats this as a good fit but not a proof, because some scholars think the war itself caused the empty fields.</w:t>
       </w:r>
     </w:p>
     <w:p>

--- a/The_Jubilee_Calendar_and_the_Story_of_the_End.docx
+++ b/The_Jubilee_Calendar_and_the_Story_of_the_End.docx
@@ -2875,7 +2875,7 @@
           <w:sz w:val="22"/>
           <w:szCs w:val="22"/>
         </w:rPr>
-        <w:t>Several other passages mention 1,260 days or forty-two months, and they are read separately. The 42 months in Rev 13:5 are the time when the ten kings run a one-world government before they give their power to Satan (Rev 17:12-13). Daniel 7:25 speaks of "a time, times, and half a time" for the little horn, and Revelation 12:6 and 12:14 tell of a woman who flees into the wilderness for 1,260 days. These two look back to the Dark Ages, a long period of persecution commonly dated from AD 538 to 1798, exactly 1,260 years, when many believers were killed and some escaped to hidden places. Neither passage is counted in the great tribulation.</w:t>
+        <w:t>Several other passages mention 1,260 days or forty-two months, and they are read separately. The 42 months in Rev 13:5 are the time when the ten kings run a one-world government before they give their power to Satan (Rev 17:12-13). Daniel 7:25 speaks of "a time and times and the dividing of time" for the little horn, and Revelation 12:6 and 12:14 tell of a woman who flees into the wilderness for 1,260 days. These two look back to the Dark Ages, a long period of persecution commonly dated from AD 538 to 1798, exactly 1,260 years, when many believers were killed and some escaped to hidden places. Neither passage is counted in the great tribulation.</w:t>
       </w:r>
     </w:p>
     <w:p>

--- a/The_Jubilee_Calendar_and_the_Story_of_the_End.docx
+++ b/The_Jubilee_Calendar_and_the_Story_of_the_End.docx
@@ -1757,6 +1757,32 @@
           <w:sz w:val="22"/>
           <w:szCs w:val="22"/>
         </w:rPr>
+        <w:t>A note on what follows. The chapters on events still ahead are my best understanding of Scripture, reached by following its own examples and patterns: how God has counted time, how He has delivered His people before, and what He has said He will do again. They rest on meticulous study, and they are held to one rule above all others:</w:t>
+      </w:r>
+    </w:p>
+    <w:p>
+      <w:pPr>
+        <w:spacing w:after="160" w:line="300"/>
+      </w:pPr>
+      <w:r>
+        <w:rPr>
+          <w:rFonts w:ascii="Calibri" w:cs="Calibri" w:eastAsia="Calibri" w:hAnsi="Calibri"/>
+          <w:sz w:val="22"/>
+          <w:szCs w:val="22"/>
+        </w:rPr>
+        <w:t>Rule 1: No Scriptural conflicts. No conclusion here may contradict any passage of Scripture. Where Scripture does not settle a detail, I say so plainly.</w:t>
+      </w:r>
+    </w:p>
+    <w:p>
+      <w:pPr>
+        <w:spacing w:after="160" w:line="300"/>
+      </w:pPr>
+      <w:r>
+        <w:rPr>
+          <w:rFonts w:ascii="Calibri" w:cs="Calibri" w:eastAsia="Calibri" w:hAnsi="Calibri"/>
+          <w:sz w:val="22"/>
+          <w:szCs w:val="22"/>
+        </w:rPr>
         <w:t xml:space="preserve">After the cross came a long wait. Revelation shows four angels holding back the winds of judgment until God's servants are sealed (Rev 7:1-3). God is patient, not slow (2 Pet 3:9). The Lamb opens seven seals one at a time (Rev 5:5-9; 6:1-17). The first three are read as already opened, in order (Rev 6:1-6). The fourth seal opens next, and it starts the great tribulation (Rev 6:7-8).</w:t>
       </w:r>
     </w:p>
@@ -2134,7 +2160,7 @@
           <w:sz w:val="22"/>
           <w:szCs w:val="22"/>
         </w:rPr>
-        <w:t xml:space="preserve">On day 1,260, mercy closes (Rev 22:11). The seventh trumpet sounds, and the seven last plagues begin (Rev 11:15; 15:1). On day 1,290, thunder announces that Satan's end is near, and in a rage he has the false prophet issue a death decree against all the saints (Dan 11:44; 12:11; Rev 13:15). Like the Jews in Persia, God's people face a set day of death (Est 3:12-13). On day 1,335, Christ appears, and everyone who is left sees him (Dan 12:12; Rev 6:12-17).</w:t>
+        <w:t>On day 1,260, mercy closes (Rev 22:11). The seventh trumpet sounds, and the seven last plagues begin (Rev 11:15; 15:1). On day 1,290, thunder announces that Satan's end is near, and in a rage he has the false prophet issue a death decree against all the saints (Dan 11:44; 12:11; Rev 13:15). Like the Jews in Persia, God's people face a set day of death (Est 3:12-13). On day 1,335, Christ appears, and everyone who is left sees him (Dan 12:12; Rev 6:12-17). Revelation pictures that day as two harvests: the Son of man reaps the earth, gathering his people, and the vine of the earth is cast "into the great winepress of the wrath of God" (Rev 14:14-20; 19:15).</w:t>
       </w:r>
     </w:p>
     <w:tbl>
@@ -2319,7 +2345,7 @@
                 <w:sz w:val="21"/>
                 <w:szCs w:val="21"/>
               </w:rPr>
-              <w:t xml:space="preserve">The daily ends, the earthquake, and the first four trumpets</w:t>
+              <w:t>The daily ends, the earthquake, and the first four trumpets begin, in quick succession</w:t>
             </w:r>
           </w:p>
         </w:tc>
@@ -2841,7 +2867,7 @@
                 <w:sz w:val="21"/>
                 <w:szCs w:val="21"/>
               </w:rPr>
-              <w:t xml:space="preserve">Dan 12:12; Matt 24:29-31</w:t>
+              <w:t>Dan 12:12; Matt 24:29-31; Rev 14:14-20</w:t>
             </w:r>
           </w:p>
         </w:tc>
@@ -2880,6 +2906,19 @@
     </w:p>
     <w:p>
       <w:pPr>
+        <w:spacing w:after="160" w:line="300"/>
+      </w:pPr>
+      <w:r>
+        <w:rPr>
+          <w:rFonts w:ascii="Calibri" w:cs="Calibri" w:eastAsia="Calibri" w:hAnsi="Calibri"/>
+          <w:sz w:val="22"/>
+          <w:szCs w:val="22"/>
+        </w:rPr>
+        <w:t>Why the long periods are counted in years and the tribulation in days. While God’s Jubilee count ran, prophetic time was measured by the rule He gave Himself: “each day for a year” (Num 14:34; Ezek 4:6). That is how the seventy weeks became 490 years, and how Daniel 7:25 and Revelation 12 became the 1,260 years of the Dark Ages. The seventieth Jubilee in 1994 completed that count, and seventy is Scripture’s number of completion. So the prophecies still ahead, the 1,260, 1,290, and 1,335 days, are read here as literal days. Scripture does not state this change in so many words. I first learned this principle through the research of Larry Wilson, who calls it his Rule Four of apocalyptic prophecy: “The presence or absence of the Jubilee Calendar determines how God measures time.” I have tested it against Scripture’s own patterns and found no passage that contradicts it.</w:t>
+      </w:r>
+    </w:p>
+    <w:p>
+      <w:pPr>
         <w:pStyle w:val="Heading1"/>
         <w:keepNext/>
       </w:pPr>
@@ -2976,7 +3015,7 @@
           <w:sz w:val="22"/>
           <w:szCs w:val="22"/>
         </w:rPr>
-        <w:t xml:space="preserve">The calendar math comes from the Continuous Jubilee Calendar method of Chip Welsh, worked from the two dates of 457 BC and AD 30. The order of the end-time events and their day counts follow the writings of Larry Wilson of Wake Up America Seminars, including Four Beasts of Revelation, his chapters on Daniel 10 to 12, and his chapters on the fifth and sixth seals in his Lamb's Book study. Every reading in this paper is offered as an interpretation of Scripture, and the verses are given so each reader can test it against the Bible, as the believers in Berea did (Acts 17:11).</w:t>
+        <w:t>The calendar math comes from the Continuous Jubilee Calendar method of Chip Welsh, worked from the two dates of 457 BC and AD 30. The order of the end-time events and their day counts follow the writings of Larry Wilson of Wake Up America Seminars, including Four Beasts of Revelation, his chapters on Daniel 10 to 12, and his chapters on the fifth and sixth seals in his Lamb's Book study. The principle that prophetic time is counted a day for a year while the Jubilee count runs, and as literal days after it ends, is Wilson's Rule Four of apocalyptic prophecy (A Study on the Seven Trumpets, Two Witnesses, and Four Beasts, 2009). I first learned it through his research, and this paper does not follow him in every detail. Every reading in this paper is offered as an interpretation of Scripture, and the verses are given so each reader can test it against the Bible, as the believers in Berea did (Acts 17:11).</w:t>
       </w:r>
     </w:p>
     <w:sectPr>

--- a/The_Jubilee_Calendar_and_the_Story_of_the_End.docx
+++ b/The_Jubilee_Calendar_and_the_Story_of_the_End.docx
@@ -2914,7 +2914,7 @@
           <w:sz w:val="22"/>
           <w:szCs w:val="22"/>
         </w:rPr>
-        <w:t>Why the long periods are counted in years and the tribulation in days. While God’s Jubilee count ran, prophetic time was measured by the rule He gave Himself: “each day for a year” (Num 14:34; Ezek 4:6). That is how the seventy weeks became 490 years, and how Daniel 7:25 and Revelation 12 became the 1,260 years of the Dark Ages. The seventieth Jubilee in 1994 completed that count, and seventy is Scripture’s number of completion. So the prophecies still ahead, the 1,260, 1,290, and 1,335 days, are read here as literal days. Scripture does not state this change in so many words. I first learned this principle through the research of Larry Wilson, who calls it his Rule Four of apocalyptic prophecy: “The presence or absence of the Jubilee Calendar determines how God measures time.” I have tested it against Scripture’s own patterns and found no passage that contradicts it.</w:t>
+        <w:t>Why the long periods are counted in years and the tribulation in days. Scripture counts prophetic time in two ways. Usually a day is a day. But prophecies told in pictures, covering long stretches of history, count “each day for a year” (Num 14:34; Ezek 4:6). That is how the seventy weeks became 490 years, and how Daniel 7:25 and Revelation 12 became the 1,260 years of the Dark Ages. The prophecies still ahead are different: they describe real people living through real events, in words that only make sense as days. The days are “shortened” so that people survive them (Matt 24:22); the same people suffer through the five months (Rev 9:5-6); crowds watch the two witnesses lie dead “three days and an half” (Rev 11:9-10); and a blessing waits for the one who lives to reach the 1,335th day (Dan 12:12). Put simply: if these periods were years, the people Revelation describes would grow old and die long before they ended, but Revelation describes the same people living through them, from the beginning to the end. So the 1,260, 1,290, and 1,335 days are read here as literal days. This principle comes from the research of Larry Wilson, who calls it his Rule Four of apocalyptic prophecy: “The presence or absence of the Jubilee Calendar determines how God measures time.” By that rule, the seventieth Jubilee in 1994 closes the long era of prophecy told in pictures; seventy is Scripture’s number of completion. The texts themselves, as shown above, support the same conclusion: Wilson’s rule explains when the change comes, and Scripture’s wording explains why. I have tested both and found no passage that contradicts them.</w:t>
       </w:r>
     </w:p>
     <w:p>

--- a/The_Jubilee_Calendar_and_the_Story_of_the_End.docx
+++ b/The_Jubilee_Calendar_and_the_Story_of_the_End.docx
@@ -2160,7 +2160,7 @@
           <w:sz w:val="22"/>
           <w:szCs w:val="22"/>
         </w:rPr>
-        <w:t>On day 1,260, mercy closes (Rev 22:11). The seventh trumpet sounds, and the seven last plagues begin (Rev 11:15; 15:1). On day 1,290, thunder announces that Satan's end is near, and in a rage he has the false prophet issue a death decree against all the saints (Dan 11:44; 12:11; Rev 13:15). Like the Jews in Persia, God's people face a set day of death (Est 3:12-13). On day 1,335, Christ appears, and everyone who is left sees him (Dan 12:12; Rev 6:12-17). Revelation pictures that day as two harvests: the Son of man reaps the earth, gathering his people, and the vine of the earth is cast "into the great winepress of the wrath of God" (Rev 14:14-20; 19:15).</w:t>
+        <w:t>On day 1,260, the witnesses finish their testimony (Rev 11:7), and the days of the seventh angel begin (Rev 10:7). Mercy closes, and the seven last plagues begin (Rev 15:1, 8; 22:11). On day 1,290, thunder announces that Satan's end is near, and in a rage he has the false prophet issue a death decree against all the saints (Dan 11:44; 12:11; Rev 13:15). Like the Jews in Persia, God's people face a set day of death (Est 3:12-13). On day 1,335, the seventh trumpet sounds, the last trump (Rev 11:15; 1 Cor 15:52). Christ appears, and everyone who is left sees him (Dan 12:12; Rev 6:12-17). Revelation pictures that day as two harvests: the Son of man reaps the earth, gathering his people, and the vine of the earth is cast "into the great winepress of the wrath of God" (Rev 14:14-20; 19:15).</w:t>
       </w:r>
     </w:p>
     <w:tbl>
@@ -2607,7 +2607,7 @@
                 <w:sz w:val="21"/>
                 <w:szCs w:val="21"/>
               </w:rPr>
-              <w:t xml:space="preserve">About 1,260</w:t>
+              <w:t>About 1,260</w:t>
             </w:r>
           </w:p>
         </w:tc>
@@ -2639,7 +2639,7 @@
                 <w:sz w:val="21"/>
                 <w:szCs w:val="21"/>
               </w:rPr>
-              <w:t xml:space="preserve">Mercy closes, and the seven last plagues begin</w:t>
+              <w:t>The witnesses' testimony finished; the seventh angel's days begin; mercy closes, and the seven last plagues begin</w:t>
             </w:r>
           </w:p>
         </w:tc>
@@ -2671,7 +2671,7 @@
                 <w:sz w:val="21"/>
                 <w:szCs w:val="21"/>
               </w:rPr>
-              <w:t xml:space="preserve">Rev 11:15; 15:1; 22:11</w:t>
+              <w:t>Rev 10:7; 11:7; 15:1, 8; 22:11</w:t>
             </w:r>
           </w:p>
         </w:tc>
@@ -2803,7 +2803,7 @@
                 <w:sz w:val="21"/>
                 <w:szCs w:val="21"/>
               </w:rPr>
-              <w:t xml:space="preserve">1,335</w:t>
+              <w:t>1,335</w:t>
             </w:r>
           </w:p>
         </w:tc>
@@ -2835,7 +2835,7 @@
                 <w:sz w:val="21"/>
                 <w:szCs w:val="21"/>
               </w:rPr>
-              <w:t xml:space="preserve">Christ appears</w:t>
+              <w:t>The seventh trumpet sounds, the last trump; Christ appears</w:t>
             </w:r>
           </w:p>
         </w:tc>
@@ -2867,7 +2867,7 @@
                 <w:sz w:val="21"/>
                 <w:szCs w:val="21"/>
               </w:rPr>
-              <w:t>Dan 12:12; Matt 24:29-31; Rev 14:14-20</w:t>
+              <w:t>Dan 12:12; Matt 24:29-31; 1 Cor 15:52; Rev 11:15; 14:14-20</w:t>
             </w:r>
           </w:p>
         </w:tc>

--- a/The_Jubilee_Calendar_and_the_Story_of_the_End.docx
+++ b/The_Jubilee_Calendar_and_the_Story_of_the_End.docx
@@ -50,7 +50,7 @@
           <w:sz w:val="22"/>
           <w:szCs w:val="22"/>
         </w:rPr>
-        <w:t xml:space="preserve">The Bible's story begins with a promise: if the people will be God's people, God will be their God. That promise is repeated again and again (Lev 26:12; Jer 7:23; 11:4; Ezek 36:28). Israel agreed to it at Mount Sinai (Ex 19:5-8; 24:7), and God promised to write it on their hearts one day (Jer 31:33). The story ends with the promise kept: God lives with his people, they are his people, and he is their God (Rev 21:3).</w:t>
+        <w:t>The Bible's story begins with a promise: if the people will be God's people, God will be their God. That promise is repeated again and again (Lev 26:12; Jer 7:23; 11:4; Ezek 36:28). Israel agreed to it at Mount Sinai (Ex 19:5-8; 24:7), and God promised to write it on their hearts one day (Jer 31:33). The story ends with the promise kept: God lives with His people, they are His people, and He is their God (Rev 21:3).</w:t>
       </w:r>
     </w:p>
     <w:p>
@@ -89,7 +89,7 @@
           <w:sz w:val="22"/>
           <w:szCs w:val="22"/>
         </w:rPr>
-        <w:t xml:space="preserve">One rule the people neglected was rest. God told them to let the land rest every seventh year (Lev 25:1-7), and he warned that if they skipped those rests, they would be scattered and the land would enjoy its Sabbaths while they were gone (Lev 26:34-35). Jeremiah warned them about the weekly Sabbath too (Jer 17:24-27). The warning came true. The people were taken to Babylon, and the land lay empty for seventy years, keeping the Sabbaths the people had skipped (2 Chr 36:20-21; Jer 25:11-12). The captivity lasted exactly as long as it took to pay back the missed rests.</w:t>
+        <w:t>One rule the people neglected was rest. God told them to let the land rest every seventh year (Lev 25:1-7), and He warned that if they skipped those rests, they would be scattered and the land would enjoy its Sabbaths while they were gone (Lev 26:34-35). Jeremiah warned them about the weekly Sabbath too (Jer 17:24-27). The warning came true. The people were taken to Babylon, and the land lay empty for seventy years, keeping the Sabbaths the people had skipped (2 Chr 36:20-21; Jer 25:11-12). The captivity lasted exactly as long as it took to pay back the missed rests.</w:t>
       </w:r>
     </w:p>
     <w:p>
@@ -115,7 +115,7 @@
           <w:sz w:val="22"/>
           <w:szCs w:val="22"/>
         </w:rPr>
-        <w:t xml:space="preserve">God's rest laws are written down in three sizes. Every seventh day is a Sabbath (Ex 20:8-11). Every seventh year is a Sabbath year, and debts are released (Lev 25:1-7; Deut 15:1-2). After seven of those, the fiftieth year is a Jubilee, when slaves go free and land goes back to its owners (Lev 25:8-10). The Sabbath is also a sign of the promise itself: God gave it so his people would know that he is the one who makes them holy (Ex 31:13; Ezek 20:12). The pattern is six, then rest, then a fresh start.</w:t>
+        <w:t>God's rest laws are written down in three sizes. Every seventh day is a Sabbath (Ex 20:8-11). Every seventh year is a Sabbath year, and debts are released (Lev 25:1-7; Deut 15:1-2). After seven of those, the fiftieth year is a Jubilee, when slaves go free and land goes back to its owners (Lev 25:8-10). The Sabbath is also a sign of the promise itself: God gave it so His people would know that He is the one who makes them holy (Ex 31:13; Ezek 20:12). The pattern is six, then rest, then a fresh start.</w:t>
       </w:r>
     </w:p>
     <w:p>
@@ -534,7 +534,7 @@
                 <w:sz w:val="21"/>
                 <w:szCs w:val="21"/>
               </w:rPr>
-              <w:t xml:space="preserve">Jesus begins his work (Dan 9:25; Luke 3:1)</w:t>
+              <w:t>Jesus begins His work (Dan 9:25; Luke 3:1)</w:t>
             </w:r>
           </w:p>
         </w:tc>
@@ -894,20 +894,20 @@
           <w:sz w:val="22"/>
           <w:szCs w:val="22"/>
         </w:rPr>
-        <w:t xml:space="preserve">The second check comes 245 years later, in 457 BC, which also falls on a Jubilee year. Counting forward 483 years brings us to AD 27, when Jesus began his work (Dan 9:25). Three years later, the cross falls in the middle year of the final week, just as Daniel said the Messiah would be cut off in the middle of the week (Dan 9:26-27). That week ends in AD 33, a sabbath year, and AD 34 is a Jubilee, exactly 490 years after the order. From 702 BC to AD 34 is 735 years, which is exactly fifteen blocks of 49.</w:t>
-      </w:r>
-    </w:p>
-    <w:p>
-      <w:pPr>
-        <w:spacing w:after="160" w:line="300"/>
-      </w:pPr>
-      <w:r>
-        <w:rPr>
-          <w:rFonts w:ascii="Calibri" w:cs="Calibri" w:eastAsia="Calibri" w:hAnsi="Calibri"/>
-          <w:sz w:val="22"/>
-          <w:szCs w:val="22"/>
-        </w:rPr>
-        <w:t xml:space="preserve">Jesus began his ministry by reading about the year of the Lord's favor, which is the Jubilee (Luke 4:18-19; Isa 61:1-2). Hezekiah's day, the royal order, and the cross all land on the same 49-year pattern. That fit is the heart of the paper.</w:t>
+        <w:t>The second check comes 245 years later, in 457 BC, which also falls on a Jubilee year. Counting forward 483 years brings us to AD 27, when Jesus began His work (Dan 9:25). Three years later, the cross falls in the middle year of the final week, just as Daniel said the Messiah would be cut off in the middle of the week (Dan 9:26-27). That week ends in AD 33, a sabbath year, and AD 34 is a Jubilee, exactly 490 years after the order. From 702 BC to AD 34 is 735 years, which is exactly fifteen blocks of 49.</w:t>
+      </w:r>
+    </w:p>
+    <w:p>
+      <w:pPr>
+        <w:spacing w:after="160" w:line="300"/>
+      </w:pPr>
+      <w:r>
+        <w:rPr>
+          <w:rFonts w:ascii="Calibri" w:cs="Calibri" w:eastAsia="Calibri" w:hAnsi="Calibri"/>
+          <w:sz w:val="22"/>
+          <w:szCs w:val="22"/>
+        </w:rPr>
+        <w:t>Jesus began His ministry by reading about the year of the Lord's favor, which is the Jubilee (Luke 4:18-19; Isa 61:1-2). Hezekiah's day, the royal order, and the cross all land on the same 49-year pattern. That fit is the heart of the paper.</w:t>
       </w:r>
     </w:p>
     <w:p>
@@ -932,20 +932,20 @@
           <w:sz w:val="22"/>
           <w:szCs w:val="22"/>
         </w:rPr>
-        <w:t xml:space="preserve">When Jesus came, God made Israel an offer: welcome your Messiah, the promised King and Savior, and the great promises of the prophets will come true. John tells us that Jesus came to his own people, but most of them did not receive him (John 1:11-12).</w:t>
-      </w:r>
-    </w:p>
-    <w:p>
-      <w:pPr>
-        <w:spacing w:after="160" w:line="300"/>
-      </w:pPr>
-      <w:r>
-        <w:rPr>
-          <w:rFonts w:ascii="Calibri" w:cs="Calibri" w:eastAsia="Calibri" w:hAnsi="Calibri"/>
-          <w:sz w:val="22"/>
-          <w:szCs w:val="22"/>
-        </w:rPr>
-        <w:t xml:space="preserve">Many said no. They did not accept Jesus as the Messiah, and their leaders had him put to death (Acts 2:23; 3:13-15). God knew this would happen before it did, but he did not force anyone's choice. Every person is free to choose (Deut 30:19; Josh 24:15). Knowing something ahead of time is different from causing it (Isa 46:9-10; Acts 15:18).</w:t>
+        <w:t>When Jesus came, God made Israel an offer: welcome your Messiah, the promised King and Savior, and the great promises of the prophets will come true. John tells us that Jesus came to His own people, but most of them did not receive Him (John 1:11-12).</w:t>
+      </w:r>
+    </w:p>
+    <w:p>
+      <w:pPr>
+        <w:spacing w:after="160" w:line="300"/>
+      </w:pPr>
+      <w:r>
+        <w:rPr>
+          <w:rFonts w:ascii="Calibri" w:cs="Calibri" w:eastAsia="Calibri" w:hAnsi="Calibri"/>
+          <w:sz w:val="22"/>
+          <w:szCs w:val="22"/>
+        </w:rPr>
+        <w:t>Many said no. They did not accept Jesus as the Messiah, and their leaders had Him put to death (Acts 2:23; 3:13-15). God knew this would happen before it did, but He did not force anyone's choice. Every person is free to choose (Deut 30:19; Josh 24:15). Knowing something ahead of time is different from causing it (Isa 46:9-10; Acts 15:18).</w:t>
       </w:r>
     </w:p>
     <w:p>
@@ -971,20 +971,20 @@
           <w:sz w:val="22"/>
           <w:szCs w:val="22"/>
         </w:rPr>
-        <w:t xml:space="preserve">God also had a plan ready in case the offer was refused. Before the world began, God planned that Jesus, like a spotless lamb, would die to rescue everyone who trusts him (1 Pet 1:18-20; Rev 13:8). That is the rescue. The cross was not a surprise or a failure. It was God's plan all along.</w:t>
-      </w:r>
-    </w:p>
-    <w:p>
-      <w:pPr>
-        <w:spacing w:after="160" w:line="300"/>
-      </w:pPr>
-      <w:r>
-        <w:rPr>
-          <w:rFonts w:ascii="Calibri" w:cs="Calibri" w:eastAsia="Calibri" w:hAnsi="Calibri"/>
-          <w:sz w:val="22"/>
-          <w:szCs w:val="22"/>
-        </w:rPr>
-        <w:t xml:space="preserve">Some promises in the Bible were like an offer with a condition. God said that if a nation turned away from its evil, he would hold back the disaster he had planned, but if a nation did evil, he would hold back the good he had planned (Jer 18:7-10). Jonah's warning to the city of Nineveh worked this way (Jonah 3:4-10). When a promise had an "if," it depended on how the people lived.</w:t>
+        <w:t>God also had a plan ready in case the offer was refused. Before the world began, God planned that Jesus, like a spotless lamb, would die to rescue everyone who trusts Him (1 Pet 1:18-20; Rev 13:8). That is the rescue. The cross was not a surprise or a failure. It was God's plan all along.</w:t>
+      </w:r>
+    </w:p>
+    <w:p>
+      <w:pPr>
+        <w:spacing w:after="160" w:line="300"/>
+      </w:pPr>
+      <w:r>
+        <w:rPr>
+          <w:rFonts w:ascii="Calibri" w:cs="Calibri" w:eastAsia="Calibri" w:hAnsi="Calibri"/>
+          <w:sz w:val="22"/>
+          <w:szCs w:val="22"/>
+        </w:rPr>
+        <w:t>Some promises in the Bible were like an offer with a condition. God said that if a nation turned away from its evil, He would hold back the disaster He had planned, but if a nation did evil, He would hold back the good He had planned (Jer 18:7-10). Jonah's warning to the city of Nineveh worked this way (Jonah 3:4-10). When a promise had an "if," it depended on how the people lived.</w:t>
       </w:r>
     </w:p>
     <w:p>
@@ -1010,20 +1010,20 @@
           <w:sz w:val="22"/>
           <w:szCs w:val="22"/>
         </w:rPr>
-        <w:t xml:space="preserve">Other promises were only delayed. Zechariah wrote that people would look on the one they pierced and mourn for him (Zech 12:10). That one verse belongs to two different comings of Jesus. At his first coming, a soldier pierced his side on the cross (John 19:34-37). At his second coming, all the tribes of the earth will mourn when they see him (Rev 1:7; Matt 24:30). The piercing came first, and the mourning is still ahead.</w:t>
-      </w:r>
-    </w:p>
-    <w:p>
-      <w:pPr>
-        <w:spacing w:after="160" w:line="300"/>
-      </w:pPr>
-      <w:r>
-        <w:rPr>
-          <w:rFonts w:ascii="Calibri" w:cs="Calibri" w:eastAsia="Calibri" w:hAnsi="Calibri"/>
-          <w:sz w:val="22"/>
-          <w:szCs w:val="22"/>
-        </w:rPr>
-        <w:t xml:space="preserve">The new covenant is a promise that has begun but is not finished. A covenant is a solemn agreement. Through Jeremiah, God promised a new one: he would write his law on people's hearts, forgive their sins, and be their God (Jer 31:31-34). At the Last Supper, Jesus said his blood was the blood of this new covenant (Luke 22:20). The book of Hebrews says it has started (Heb 8:8-12), and it will be completed when God's people are fully renewed at his return (Rom 11:26-27).</w:t>
+        <w:t>Other promises were only delayed. Zechariah wrote that people would look on the one they pierced and mourn for Him (Zech 12:10). That one verse belongs to two different comings of Jesus. At His first coming, a soldier pierced His side on the cross (John 19:34-37). At His second coming, all the tribes of the earth will mourn when they see Him (Rev 1:7; Matt 24:30). The piercing came first, and the mourning is still ahead.</w:t>
+      </w:r>
+    </w:p>
+    <w:p>
+      <w:pPr>
+        <w:spacing w:after="160" w:line="300"/>
+      </w:pPr>
+      <w:r>
+        <w:rPr>
+          <w:rFonts w:ascii="Calibri" w:cs="Calibri" w:eastAsia="Calibri" w:hAnsi="Calibri"/>
+          <w:sz w:val="22"/>
+          <w:szCs w:val="22"/>
+        </w:rPr>
+        <w:t>The new covenant is a promise that has begun but is not finished. A covenant is a solemn agreement. Through Jeremiah, God promised a new one: He would write His law on people's hearts, forgive their sins, and be their God (Jer 31:31-34). At the Last Supper, Jesus said His blood was the blood of this new covenant (Luke 22:20). The book of Hebrews says it has started (Heb 8:8-12), and it will be completed when God's people are fully renewed at His return (Rom 11:26-27).</w:t>
       </w:r>
     </w:p>
     <w:p>
@@ -1719,7 +1719,7 @@
           <w:sz w:val="22"/>
           <w:szCs w:val="22"/>
         </w:rPr>
-        <w:t>The first use has already happened. Jesus told his followers to watch for it. In Matthew's account, he says the abomination will stand in the holy place, and that those in Judea should run to the mountains (Matt 24:15-16). Luke explains what Jesus meant: when you see Jerusalem surrounded by armies, its ruin is near (Luke 21:20-21). The holy place means the holy ground around the temple and the city. When Roman armies stood there, the Christians ran, and they escaped. Then Titus destroyed the city in AD 70. Daniel had already pointed to this same event in an earlier vision. After the Messiah is cut off, "the people of the prince that shall come shall destroy the city and the sanctuary," and ruin follows "the overspreading of abominations" (Dan 9:26-27).</w:t>
+        <w:t>The first use has already happened. Jesus told His followers to watch for it. In Matthew's account, He says the abomination will stand in the holy place, and that those in Judea should run to the mountains (Matt 24:15-16). Luke explains what Jesus meant: when you see Jerusalem surrounded by armies, its ruin is near (Luke 21:20-21). The holy place means the holy ground around the temple and the city. When Roman armies stood there, the Christians ran, and they escaped. Then Titus destroyed the city in AD 70. Daniel had already pointed to this same event in an earlier vision. After the Messiah is cut off, "the people of the prince that shall come shall destroy the city and the sanctuary," and ruin follows "the overspreading of abominations" (Dan 9:26-27).</w:t>
       </w:r>
     </w:p>
     <w:p>
@@ -2108,7 +2108,7 @@
           <w:sz w:val="22"/>
           <w:szCs w:val="22"/>
         </w:rPr>
-        <w:t xml:space="preserve">When the fourth seal opens, a clock starts that runs 1,335 days, a little over three and a half years (Dan 12:12). In heaven, Christ finishes his daily work as our go-between. An angel throws the censer to the earth, and there is thunder, lightning, and an earthquake (Rev 8:2-6). The horsemen go out, the first four trumpets sound, and at least a fourth of the earth dies (Rev 6:7-8; 8:7-12).</w:t>
+        <w:t>When the fourth seal opens, a clock starts that runs 1,335 days, a little over three and a half years (Dan 12:12). In heaven, Christ finishes His daily work as our go-between. An angel throws the censer to the earth, and there is thunder, lightning, and an earthquake (Rev 8:2-6). The horsemen go out, the first four trumpets sound, and at least a fourth of the earth dies (Rev 6:7-8; 8:7-12).</w:t>
       </w:r>
     </w:p>
     <w:p>
@@ -2160,7 +2160,7 @@
           <w:sz w:val="22"/>
           <w:szCs w:val="22"/>
         </w:rPr>
-        <w:t>On day 1,260, the witnesses finish their testimony (Rev 11:7), and the days of the seventh angel begin (Rev 10:7). Mercy closes, and the seven last plagues begin (Rev 15:1, 8; 22:11). On day 1,290, thunder announces that Satan's end is near, and in a rage he has the false prophet issue a death decree against all the saints (Dan 11:44; 12:11; Rev 13:15). Like the Jews in Persia, God's people face a set day of death (Est 3:12-13). On day 1,335, the seventh trumpet sounds, the last trump (Rev 11:15; 1 Cor 15:52). Christ appears, and everyone who is left sees him (Dan 12:12; Rev 6:12-17). Revelation pictures that day as two harvests: the Son of man reaps the earth, gathering his people, and the vine of the earth is cast "into the great winepress of the wrath of God" (Rev 14:14-20; 19:15).</w:t>
+        <w:t>On day 1,260, the witnesses finish their testimony (Rev 11:7), and the days of the seventh angel begin (Rev 10:7). Mercy closes, and the seven last plagues begin (Rev 15:1, 8; 22:11). On day 1,290, thunder announces that Satan's end is near, and in a rage he has the false prophet issue a death decree against all the saints (Dan 11:44; 12:11; Rev 13:15). Like the Jews in Persia, God's people face a set day of death (Est 3:12-13). On day 1,335, the seventh trumpet sounds, the last trump (Rev 11:15; 1 Cor 15:52). Christ appears, and everyone who is left sees Him (Dan 12:12; Rev 6:12-17). Revelation pictures that day as two harvests: the Son of man reaps the earth, gathering His people, and the vine of the earth is cast "into the great winepress of the wrath of God" (Rev 14:14-20; 19:15).</w:t>
       </w:r>
     </w:p>
     <w:tbl>
@@ -2939,7 +2939,7 @@
           <w:sz w:val="22"/>
           <w:szCs w:val="22"/>
         </w:rPr>
-        <w:t xml:space="preserve">Christ comes in the clouds, and every eye sees him (Rev 1:7; Matt 24:30). The dead in Christ rise first, and then the living believers meet him in the air (1 Thess 4:16-17). The paper holds that he gathers them and does not land on the earth (Acts 1:11). The wicked who are still alive are put to death (2 Thess 2:8; Rev 19:21), and Satan is bound (Rev 20:1-3). The false prophet is thrown into the lake of fire (Rev 19:20).</w:t>
+        <w:t>Christ comes in the clouds, and every eye sees Him (Rev 1:7; Matt 24:30). The dead in Christ rise first, and then the living believers meet Him in the air (1 Thess 4:16-17). The paper holds that He gathers them and does not land on the earth (Acts 1:11). The wicked who are still alive are put to death (2 Thess 2:8; Rev 19:21), and Satan is bound (Rev 20:1-3). The false prophet is thrown into the lake of fire (Rev 19:20).</w:t>
       </w:r>
     </w:p>
     <w:p>

--- a/The_Jubilee_Calendar_and_the_Story_of_the_End.docx
+++ b/The_Jubilee_Calendar_and_the_Story_of_the_End.docx
@@ -2121,7 +2121,7 @@
           <w:sz w:val="22"/>
           <w:szCs w:val="22"/>
         </w:rPr>
-        <w:t xml:space="preserve">At the same time, the 144,000 are sealed and sent to tell the whole world the gospel (Rev 7:3-4; 14:6-11). They speak for the two witnesses, the Holy Spirit and the Word of God (Rev 11:3-4; Zech 4:6; John 15:26-27). Their work lasts 1,260 days (Rev 11:3).</w:t>
+        <w:t>At the same time, the 144,000 are sealed and sent to tell the whole world the gospel (Rev 7:3-4; 14:6-11). They speak for the two witnesses: God's Word in its two testimonies, the Old and New Testaments, standing side by side and agreeing, lit by the Holy Spirit (Rev 11:3-4; Zech 4:6; John 15:26-27; Deut 19:15). Their work lasts 1,260 days (Rev 11:3).</w:t>
       </w:r>
     </w:p>
     <w:p>

--- a/The_Jubilee_Calendar_and_the_Story_of_the_End.docx
+++ b/The_Jubilee_Calendar_and_the_Story_of_the_End.docx
@@ -2901,6 +2901,19 @@
           <w:sz w:val="22"/>
           <w:szCs w:val="22"/>
         </w:rPr>
+        <w:t xml:space="preserve">Does counting the days go against Jesus’ words, “of that day and hour knoweth no man” (Matt 24:36)? Jesus answered in the next verse: “as the days of Noe were, so shall also the coming of the Son of man be” (Matt 24:37). God told Noah, “yet seven days, and I will cause it to rain upon the earth” (Gen 7:4). Noah knew the day, while the world “knew not until the flood came” (Matt 24:39). No one can know the date before the count begins. Once it begins, those who watch can know, and the world is still caught by surprise (1 Thess 5:2-4).</w:t>
+      </w:r>
+    </w:p>
+    <w:p>
+      <w:pPr>
+        <w:spacing w:after="160" w:line="300"/>
+      </w:pPr>
+      <w:r>
+        <w:rPr>
+          <w:rFonts w:ascii="Calibri" w:cs="Calibri" w:eastAsia="Calibri" w:hAnsi="Calibri"/>
+          <w:sz w:val="22"/>
+          <w:szCs w:val="22"/>
+        </w:rPr>
         <w:t>Several other passages mention 1,260 days or forty-two months, and they are read separately. The 42 months in Rev 13:5 are the time when the ten kings run a one-world government before they give their power to Satan (Rev 17:12-13). Daniel 7:25 speaks of "a time and times and the dividing of time" for the little horn, and Revelation 12:6 and 12:14 tell of a woman who flees into the wilderness for 1,260 days. These two look back to the Dark Ages, a long period of persecution commonly dated from AD 538 to 1798, exactly 1,260 years, when many believers were killed and some escaped to hidden places. Neither passage is counted in the great tribulation.</w:t>
       </w:r>
     </w:p>
@@ -2964,20 +2977,20 @@
           <w:sz w:val="22"/>
           <w:szCs w:val="22"/>
         </w:rPr>
-        <w:t xml:space="preserve">The earth now lies quiet and empty for a thousand years, resting like the land in a sabbath year (Jer 4:23-27; Lev 26:34-35). The saints reign and help judge (Rev 20:4; 1 Cor 6:2-3; Dan 7:22). Jesus serves as our high priest in the true temple in heaven, the New Jerusalem to come (Heb 8:1-2; 9:11-12, 24; Rev 21:2, 22).</w:t>
-      </w:r>
-    </w:p>
-    <w:p>
-      <w:pPr>
-        <w:spacing w:after="160" w:line="300"/>
-      </w:pPr>
-      <w:r>
-        <w:rPr>
-          <w:rFonts w:ascii="Calibri" w:cs="Calibri" w:eastAsia="Calibri" w:hAnsi="Calibri"/>
-          <w:sz w:val="22"/>
-          <w:szCs w:val="22"/>
-        </w:rPr>
-        <w:t xml:space="preserve">When the thousand years end, the holy city comes down. The wicked are raised, and the books are opened (Rev 20:11-15). They surround the city, and fire falls from God (Rev 20:7-9). Then God makes a new heaven and a new earth (Rev 21:1-5).</w:t>
+        <w:t>The earth now lies quiet and empty for a thousand years, resting like the land in a sabbath year (Jer 4:23-27; Lev 26:34-35). The saints reign and help judge (Rev 20:4; 1 Cor 6:2-3; Dan 7:22). Jesus shows His people why each of His judgments was right, teaching His bride (1 Cor 4:5; Eph 5:26-27). The city they dwell in is the New Jerusalem to come (Heb 11:10; Rev 21:2).</w:t>
+      </w:r>
+    </w:p>
+    <w:p>
+      <w:pPr>
+        <w:spacing w:after="160" w:line="300"/>
+      </w:pPr>
+      <w:r>
+        <w:rPr>
+          <w:rFonts w:ascii="Calibri" w:cs="Calibri" w:eastAsia="Calibri" w:hAnsi="Calibri"/>
+          <w:sz w:val="22"/>
+          <w:szCs w:val="22"/>
+        </w:rPr>
+        <w:t>When the thousand years end, Christ comes with all His saints, and His feet stand on the Mount of Olives (Zech 14:4-5). The holy city comes down and is lifted up above the land (Zech 14:10; Rev 21:2). The rest of the dead are raised (Rev 20:5, 13). They come back as they were: raised, but not changed (1 Cor 15:51-53). Satan is loosed and deceives them once more, and they surround the city, but they cannot enter it, for nothing that defiles may enter (Rev 20:7-9; 21:27; 22:15). The books of each life are opened, and every knee bows (Rev 20:12; Phil 2:10-11). Then the Lamb breaks the seventh seal and opens the book of life, and there is silence in heaven (Rev 8:1; 20:12). Fire comes down from God out of heaven and devours them (Rev 20:9). The devil, and all who are not found written in the book of life, are cast into the lake of fire, which destroys both soul and body. This is the second death, and no one is raised from it (Rev 20:10, 14-15; Matt 10:28). The old earth passes away in the fire, while the city remains (2 Pet 3:10-12; Heb 12:27). Then God makes a new heaven and a new earth, and the holy city, new Jerusalem, is with His people. God dwells with them, as He promised from the beginning (Rev 21:1-3; Lev 26:11-12). (Full treatment: Fear Not the Second Death.)</w:t>
       </w:r>
     </w:p>
     <w:p>

--- a/The_Jubilee_Calendar_and_the_Story_of_the_End.docx
+++ b/The_Jubilee_Calendar_and_the_Story_of_the_End.docx
@@ -2121,7 +2121,7 @@
           <w:sz w:val="22"/>
           <w:szCs w:val="22"/>
         </w:rPr>
-        <w:t>At the same time, the 144,000 are sealed and sent to tell the whole world the gospel (Rev 7:3-4; 14:6-11). They speak for the two witnesses: God's Word in its two testimonies, the Old and New Testaments, standing side by side and agreeing, lit by the Holy Spirit (Rev 11:3-4; Zech 4:6; John 15:26-27; Deut 19:15). Their work lasts 1,260 days (Rev 11:3).</w:t>
+        <w:t>At the same time, the 144,000 are sealed and sent to tell the whole world the gospel (Rev 7:3-4; 14:6-11). Through them speak the two witnesses, the Holy Spirit and the Word of God: the Spirit seals them so that no lie is found in their mouth, and the Word they preach cannot be defeated (Rev 11:3-5; 14:5; Zech 4:6; Isa 59:21; John 15:26-27; Deut 19:15). Their work lasts 1,260 days (Rev 11:3).</w:t>
       </w:r>
     </w:p>
     <w:p>

--- a/The_Jubilee_Calendar_and_the_Story_of_the_End.docx
+++ b/The_Jubilee_Calendar_and_the_Story_of_the_End.docx
@@ -2160,7 +2160,7 @@
           <w:sz w:val="22"/>
           <w:szCs w:val="22"/>
         </w:rPr>
-        <w:t>On day 1,260, the witnesses finish their testimony (Rev 11:7), and the days of the seventh angel begin (Rev 10:7). Mercy closes, and the seven last plagues begin (Rev 15:1, 8; 22:11). On day 1,290, thunder announces that Satan's end is near, and in a rage he has the false prophet issue a death decree against all the saints (Dan 11:44; 12:11; Rev 13:15). Like the Jews in Persia, God's people face a set day of death (Est 3:12-13). On day 1,335, the seventh trumpet sounds, the last trump (Rev 11:15; 1 Cor 15:52). Christ appears, and everyone who is left sees Him (Dan 12:12; Rev 6:12-17). Revelation pictures that day as two harvests: the Son of man reaps the earth, gathering His people, and the vine of the earth is cast "into the great winepress of the wrath of God" (Rev 14:14-20; 19:15).</w:t>
+        <w:t>On day 1,260, the witnesses finish their testimony, and the sealed messengers who carry it are killed; after three and a half days they are raised and taken up as firstfruits before the harvest (Rev 11:7-12; 14:4). The days of the seventh angel begin (Rev 10:7). Mercy closes, and the seven last plagues begin (Rev 15:1, 8; 22:11). On day 1,290, thunder announces that Satan's end is near, and in a rage he has the false prophet issue a death decree against all the saints (Dan 11:44; 12:11; Rev 13:15). Like the Jews in Persia, God's people face a set day of death (Est 3:12-13). On day 1,335, the seventh trumpet sounds, the last trump (Rev 11:15; 1 Cor 15:52). Christ appears, and everyone who is left sees Him (Dan 12:12; Rev 6:12-17). Revelation pictures that day as two harvests: the Son of man reaps the earth, gathering His people, and the vine of the earth is cast "into the great winepress of the wrath of God" (Rev 14:14-20; 19:15).</w:t>
       </w:r>
     </w:p>
     <w:tbl>
@@ -2914,7 +2914,7 @@
           <w:sz w:val="22"/>
           <w:szCs w:val="22"/>
         </w:rPr>
-        <w:t>Several other passages mention 1,260 days or forty-two months, and they are read separately. The 42 months in Rev 13:5 are the time when the ten kings run a one-world government before they give their power to Satan (Rev 17:12-13). Daniel 7:25 speaks of "a time and times and the dividing of time" for the little horn, and Revelation 12:6 and 12:14 tell of a woman who flees into the wilderness for 1,260 days. These two look back to the Dark Ages, a long period of persecution commonly dated from AD 538 to 1798, exactly 1,260 years, when many believers were killed and some escaped to hidden places. Neither passage is counted in the great tribulation.</w:t>
+        <w:t>Several other passages mention 1,260 days or forty-two months, and they are read separately. The 42 months in Rev 13:5 are the time when the ten kings run a one-world government before they give their power to Satan (Rev 17:12-13). They are literal months that run alongside the witnesses' 1,260 days, because the beast rises right after the first four trumpets at the opening of the count (Rev 11:2-3; 13:5-7). Daniel 7:25 speaks of "a time and times and the dividing of time" for the little horn, and Revelation 12:6 and 12:14 tell of a woman who flees into the wilderness for 1,260 days. These two look back to the Dark Ages, a long period of persecution commonly dated from AD 538 to 1798, exactly 1,260 years, when many believers were killed and some escaped to hidden places. Neither passage is counted in the great tribulation.</w:t>
       </w:r>
     </w:p>
     <w:p>

--- a/The_Jubilee_Calendar_and_the_Story_of_the_End.docx
+++ b/The_Jubilee_Calendar_and_the_Story_of_the_End.docx
@@ -2061,6 +2061,94 @@
           <w:szCs w:val="22"/>
         </w:rPr>
         <w:t xml:space="preserve">This paper offers the idea as a possible reading and does not depend on it. The beast itself is a world government, not the papacy, and Scripture does not say the papacy will rule the world.</w:t>
+      </w:r>
+    </w:p>
+    <w:p>
+      <w:pPr>
+        <w:spacing w:after="160" w:line="300"/>
+      </w:pPr>
+      <w:r>
+        <w:rPr>
+          <w:rFonts w:ascii="Calibri" w:cs="Calibri" w:eastAsia="Calibri" w:hAnsi="Calibri"/>
+          <w:b/>
+          <w:bCs/>
+          <w:sz w:val="22"/>
+          <w:szCs w:val="22"/>
+        </w:rPr>
+        <w:t xml:space="preserve">Why the heads are mountains.</w:t>
+      </w:r>
+      <w:r>
+        <w:rPr>
+          <w:rFonts w:ascii="Calibri" w:cs="Calibri" w:eastAsia="Calibri" w:hAnsi="Calibri"/>
+          <w:sz w:val="22"/>
+          <w:szCs w:val="22"/>
+        </w:rPr>
+        <w:t xml:space="preserve"> John is told, "And here is the mind which hath wisdom. The seven heads are seven mountains, on which the woman sitteth" (Rev 17:9). The angel says it takes wisdom to understand this, so we let Scripture explain it. Scripture uses a mountain in three ways that fit together here.</w:t>
+      </w:r>
+    </w:p>
+    <w:p>
+      <w:pPr>
+        <w:spacing w:after="160" w:line="300"/>
+      </w:pPr>
+      <w:r>
+        <w:rPr>
+          <w:rFonts w:ascii="Calibri" w:cs="Calibri" w:eastAsia="Calibri" w:hAnsi="Calibri"/>
+          <w:sz w:val="22"/>
+          <w:szCs w:val="22"/>
+        </w:rPr>
+        <w:t xml:space="preserve">First, a mountain is a place of worship. A Samaritan woman told Jesus, "Our fathers worshipped in this mountain; and ye say, that in Jerusalem is the place where men ought to worship" (John 4:20). Isaiah foretold, "the mountain of the LORD's house shall be established in the top of the mountains, and shall be exalted above the hills; and all nations shall flow unto it" (Isa 2:2).</w:t>
+      </w:r>
+    </w:p>
+    <w:p>
+      <w:pPr>
+        <w:spacing w:after="160" w:line="300"/>
+      </w:pPr>
+      <w:r>
+        <w:rPr>
+          <w:rFonts w:ascii="Calibri" w:cs="Calibri" w:eastAsia="Calibri" w:hAnsi="Calibri"/>
+          <w:sz w:val="22"/>
+          <w:szCs w:val="22"/>
+        </w:rPr>
+        <w:t xml:space="preserve">Second, Scripture itself makes a mountain stand for a covenant, a whole system of worship, and calls it a mother. Paul wrote, "Which things are an allegory: for these are the two covenants; the one from the mount Sinai, which gendereth to bondage, which is Agar" (Gal 4:24), and "Jerusalem which is above is free, which is the mother of us all" (Gal 4:26). Each mountain gives birth to children who live by its covenant.</w:t>
+      </w:r>
+    </w:p>
+    <w:p>
+      <w:pPr>
+        <w:spacing w:after="160" w:line="300"/>
+      </w:pPr>
+      <w:r>
+        <w:rPr>
+          <w:rFonts w:ascii="Calibri" w:cs="Calibri" w:eastAsia="Calibri" w:hAnsi="Calibri"/>
+          <w:sz w:val="22"/>
+          <w:szCs w:val="22"/>
+        </w:rPr>
+        <w:t xml:space="preserve">Third, the prophets pictured false worship as a harlot on the mountains. "Hast thou seen that which backsliding Israel hath done? she is gone up upon every high mountain and under every green tree, and there hath played the harlot" (Jer 3:6). "Upon a lofty and high mountain hast thou set thy bed: even thither wentest thou up to offer sacrifice" (Isa 57:7). "They sacrifice upon the tops of the mountains, and burn incense upon the hills… therefore your daughters shall commit whoredom" (Hos 4:13).</w:t>
+      </w:r>
+    </w:p>
+    <w:p>
+      <w:pPr>
+        <w:spacing w:after="160" w:line="300"/>
+      </w:pPr>
+      <w:r>
+        <w:rPr>
+          <w:rFonts w:ascii="Calibri" w:cs="Calibri" w:eastAsia="Calibri" w:hAnsi="Calibri"/>
+          <w:sz w:val="22"/>
+          <w:szCs w:val="22"/>
+        </w:rPr>
+        <w:t xml:space="preserve">Put together, a harlot sitting on seven mountains is false religion enthroned on false systems of worship. That fits the blasphemous names on the heads (Rev 13:1). It also fits her title, "MYSTERY, BABYLON THE GREAT, THE MOTHER OF HARLOTS AND ABOMINATIONS OF THE EARTH" (Rev 17:5): a false mother whose systems produce children like her, the opposite of the free mother, Jerusalem above.</w:t>
+      </w:r>
+    </w:p>
+    <w:p>
+      <w:pPr>
+        <w:spacing w:after="160" w:line="300"/>
+      </w:pPr>
+      <w:r>
+        <w:rPr>
+          <w:rFonts w:ascii="Calibri" w:cs="Calibri" w:eastAsia="Calibri" w:hAnsi="Calibri"/>
+          <w:sz w:val="22"/>
+          <w:szCs w:val="22"/>
+        </w:rPr>
+        <w:t xml:space="preserve">John sees her sitting in three places. She sits "upon many waters," and the angel explains, "The waters which thou sawest, where the whore sitteth, are peoples, and multitudes, and nations, and tongues" (Rev 17:1, 15). She sits "upon a scarlet coloured beast," the ten kings' government (Rev 17:3, 12). And she sits on the seven mountains, the religious systems (Rev 17:9). She rides the peoples, the government and the religions of the world, until "the ten horns which thou sawest upon the beast, these shall hate the whore, and shall make her desolate and naked, and shall eat her flesh, and burn her with fire" (Rev 17:16). This is this paper's reading. Scripture does not name the seven systems, and neither does this paper.</w:t>
       </w:r>
     </w:p>
     <w:p>

--- a/The_Jubilee_Calendar_and_the_Story_of_the_End.docx
+++ b/The_Jubilee_Calendar_and_the_Story_of_the_End.docx
@@ -1732,6 +1732,19 @@
           <w:sz w:val="22"/>
           <w:szCs w:val="22"/>
         </w:rPr>
+        <w:t>AD 70 fulfilled the first part of Daniel's warning, but not the end of the story. The dead have not yet stood before God to be judged, and there is still death and sorrow in the world (Rev 20:12; 21:4).</w:t>
+      </w:r>
+    </w:p>
+    <w:p>
+      <w:pPr>
+        <w:spacing w:after="160" w:line="300"/>
+      </w:pPr>
+      <w:r>
+        <w:rPr>
+          <w:rFonts w:ascii="Calibri" w:cs="Calibri" w:eastAsia="Calibri" w:hAnsi="Calibri"/>
+          <w:sz w:val="22"/>
+          <w:szCs w:val="22"/>
+        </w:rPr>
         <w:t xml:space="preserve">The second use is still ahead. Near the end of the great tribulation, a death decree will be set up against God's people (Rev 13:15). Daniel gives the count: 1,290 days from the day the daily ends until the abomination is set up (Dan 12:11). The daily is Christ's regular work as our go-between in heaven's temple (Heb 7:25; Rev 8:3-5). The decree and the mark appear again later in the story. Daniel also gives a promise: at that time, everyone whose name is written in the book will be delivered (Dan 12:1).</w:t>
       </w:r>
     </w:p>
@@ -2136,6 +2149,19 @@
           <w:szCs w:val="22"/>
         </w:rPr>
         <w:t xml:space="preserve">Put together, a harlot sitting on seven mountains is false religion enthroned on false systems of worship. That fits the blasphemous names on the heads (Rev 13:1). It also fits her title, "MYSTERY, BABYLON THE GREAT, THE MOTHER OF HARLOTS AND ABOMINATIONS OF THE EARTH" (Rev 17:5): a false mother whose systems produce children like her, the opposite of the free mother, Jerusalem above.</w:t>
+      </w:r>
+    </w:p>
+    <w:p>
+      <w:pPr>
+        <w:spacing w:after="160" w:line="300"/>
+      </w:pPr>
+      <w:r>
+        <w:rPr>
+          <w:rFonts w:ascii="Calibri" w:cs="Calibri" w:eastAsia="Calibri" w:hAnsi="Calibri"/>
+          <w:sz w:val="22"/>
+          <w:szCs w:val="22"/>
+        </w:rPr>
+        <w:t>Revelation calls her "that great city, which reigneth over the kings of the earth" (Rev 17:18). Sea traders mourn her burning (Rev 18:17-18), and she "shall be found no more at all" (Rev 18:21). That is a world power, not a single city of Judea.</w:t>
       </w:r>
     </w:p>
     <w:p>

--- a/The_Jubilee_Calendar_and_the_Story_of_the_End.docx
+++ b/The_Jubilee_Calendar_and_the_Story_of_the_End.docx
@@ -2261,20 +2261,20 @@
           <w:sz w:val="22"/>
           <w:szCs w:val="22"/>
         </w:rPr>
-        <w:t xml:space="preserve">About two and a half years in, Satan is let out of the abyss and appears (Rev 9:1-11). For five months his angels torment people who refuse to worship him, but they may not kill (Rev 9:5). Then the fifth seal opens with the sixth trumpet (Rev 6:9-11; 9:13-21). Satan sets up a world religion and government. The image and the mark begin, and those who refuse are killed (Rev 13:14-17). A third of mankind dies (Rev 9:15). The martyrs are told to wait a little longer (Rev 6:10-11).</w:t>
-      </w:r>
-    </w:p>
-    <w:p>
-      <w:pPr>
-        <w:spacing w:after="160" w:line="300"/>
-      </w:pPr>
-      <w:r>
-        <w:rPr>
-          <w:rFonts w:ascii="Calibri" w:cs="Calibri" w:eastAsia="Calibri" w:hAnsi="Calibri"/>
-          <w:sz w:val="22"/>
-          <w:szCs w:val="22"/>
-        </w:rPr>
-        <w:t>On day 1,260, the witnesses finish their testimony, and the sealed messengers who carry it are killed; after three and a half days they are raised and taken up as firstfruits before the harvest (Rev 11:7-12; 14:4). The days of the seventh angel begin (Rev 10:7). Mercy closes, and the seven last plagues begin (Rev 15:1, 8; 22:11). On day 1,290, thunder announces that Satan's end is near, and in a rage he has the false prophet issue a death decree against all the saints (Dan 11:44; 12:11; Rev 13:15). Like the Jews in Persia, God's people face a set day of death (Est 3:12-13). On day 1,335, the seventh trumpet sounds, the last trump (Rev 11:15; 1 Cor 15:52). Christ appears, and everyone who is left sees Him (Dan 12:12; Rev 6:12-17). Revelation pictures that day as two harvests: the Son of man reaps the earth, gathering His people, and the vine of the earth is cast "into the great winepress of the wrath of God" (Rev 14:14-20; 19:15).</w:t>
+        <w:t>About two and a half years in, the fifth seal opens with the fifth trumpet: Satan is let out of the abyss (Rev 6:9-11; 9:1-11). For five months his host torments people who refuse to worship God, but they may not kill (Rev 9:4-5). Scripture does not say they are seen. Then the sixth trumpet sounds (Rev 9:13-21). Satan sets up a world religion and government. The image and the mark begin, and those who refuse are killed (Rev 13:14-17). A third of mankind dies (Rev 9:15). The martyrs are told to wait a little longer (Rev 6:10-11).</w:t>
+      </w:r>
+    </w:p>
+    <w:p>
+      <w:pPr>
+        <w:spacing w:after="160" w:line="300"/>
+      </w:pPr>
+      <w:r>
+        <w:rPr>
+          <w:rFonts w:ascii="Calibri" w:cs="Calibri" w:eastAsia="Calibri" w:hAnsi="Calibri"/>
+          <w:sz w:val="22"/>
+          <w:szCs w:val="22"/>
+        </w:rPr>
+        <w:t>On day 1,260, the witnesses finish their testimony, and the sealed messengers who carry it are killed; after three and a half days they are raised and taken up as firstfruits before the harvest (Rev 11:7-12; 14:4). Quickly after they rise, the days of the seventh angel begin (Rev 10:7; 11:14-15). Mercy closes, and the seven last plagues begin (Rev 15:1, 8; 22:11). On day 1,290, thunder announces that Satan's end is near, and in a rage he has the false prophet issue a death decree against all the saints (Dan 11:44; 12:11; Rev 13:15). Like the Jews in Persia, God's people face a set day of death (Est 3:12-13). On day 1,335, the last trump sounds, the end of the seventh angel’s days (Rev 11:15; 1 Cor 15:52). Christ appears, and everyone who is left sees Him (Dan 12:12; Rev 6:12-17). Revelation pictures that day as two harvests: the Son of man reaps the earth, gathering His people, and the vine of the earth is cast "into the great winepress of the wrath of God" (Rev 14:14-20; 19:15).</w:t>
       </w:r>
     </w:p>
     <w:tbl>
@@ -2557,7 +2557,7 @@
                 <w:sz w:val="21"/>
                 <w:szCs w:val="21"/>
               </w:rPr>
-              <w:t xml:space="preserve">Satan appears, and five months of torment begin</w:t>
+              <w:t>The fifth seal opens with the fifth trumpet: Satan let out of the abyss; five months of torment begin</w:t>
             </w:r>
           </w:p>
         </w:tc>
@@ -2655,7 +2655,7 @@
                 <w:sz w:val="21"/>
                 <w:szCs w:val="21"/>
               </w:rPr>
-              <w:t xml:space="preserve">The world religion and the martyrdom begin, and a third of mankind dies</w:t>
+              <w:t>The sixth trumpet: the world religion and the martyrdom begin, and a third of mankind dies</w:t>
             </w:r>
           </w:p>
         </w:tc>
@@ -2721,7 +2721,7 @@
                 <w:sz w:val="21"/>
                 <w:szCs w:val="21"/>
               </w:rPr>
-              <w:t>About 1,260</w:t>
+              <w:t>About 1,260-1,264</w:t>
             </w:r>
           </w:p>
         </w:tc>
@@ -2949,7 +2949,7 @@
                 <w:sz w:val="21"/>
                 <w:szCs w:val="21"/>
               </w:rPr>
-              <w:t>The seventh trumpet sounds, the last trump; Christ appears</w:t>
+              <w:t>The last trump sounds, the end of the seventh angel’s days; Christ appears</w:t>
             </w:r>
           </w:p>
         </w:tc>
